--- a/CutBook_Design_Document V3.docx
+++ b/CutBook_Design_Document V3.docx
@@ -585,18 +585,10 @@
       <w:r>
         <w:rPr/>
         <w:drawing>
-          <wp:anchor distT="0" distB="0" distL="0" distR="0" simplePos="0" relativeHeight="3" behindDoc="0" locked="0" layoutInCell="0" allowOverlap="1">
-            <wp:simplePos x="0" y="0"/>
-            <wp:positionH relativeFrom="column">
-              <wp:posOffset>-10160</wp:posOffset>
-            </wp:positionH>
-            <wp:positionV relativeFrom="paragraph">
-              <wp:posOffset>-5715</wp:posOffset>
-            </wp:positionV>
-            <wp:extent cx="4157980" cy="1853565"/>
+          <wp:inline distT="0" distB="0" distL="0" distR="0">
+            <wp:extent cx="2802890" cy="1289685"/>
             <wp:effectExtent l="0" t="0" r="0" b="0"/>
-            <wp:wrapSquare wrapText="largest"/>
-            <wp:docPr id="1" name="Görüntü1"/>
+            <wp:docPr id="1" name="drawing"/>
             <wp:cNvGraphicFramePr>
               <a:graphicFrameLocks xmlns:a="http://schemas.openxmlformats.org/drawingml/2006/main" noChangeAspect="1"/>
             </wp:cNvGraphicFramePr>
@@ -604,7 +596,7 @@
               <a:graphicData uri="http://schemas.openxmlformats.org/drawingml/2006/picture">
                 <pic:pic xmlns:pic="http://schemas.openxmlformats.org/drawingml/2006/picture">
                   <pic:nvPicPr>
-                    <pic:cNvPr id="1" name="Görüntü1"/>
+                    <pic:cNvPr id="1" name="drawing"/>
                     <pic:cNvPicPr>
                       <a:picLocks noChangeAspect="1" noChangeArrowheads="1"/>
                     </pic:cNvPicPr>
@@ -618,7 +610,7 @@
                   <pic:spPr bwMode="auto">
                     <a:xfrm>
                       <a:off x="0" y="0"/>
-                      <a:ext cx="4157980" cy="1853565"/>
+                      <a:ext cx="2802890" cy="1289685"/>
                     </a:xfrm>
                     <a:prstGeom prst="rect">
                       <a:avLst/>
@@ -628,74 +620,15 @@
                 </pic:pic>
               </a:graphicData>
             </a:graphic>
-          </wp:anchor>
+          </wp:inline>
         </w:drawing>
       </w:r>
-    </w:p>
-    <w:p>
-      <w:pPr>
-        <w:pStyle w:val="Normal"/>
-        <w:rPr/>
-      </w:pPr>
-      <w:r>
-        <w:rPr/>
-      </w:r>
-    </w:p>
-    <w:p>
-      <w:pPr>
-        <w:pStyle w:val="Normal"/>
-        <w:rPr/>
-      </w:pPr>
-      <w:r>
-        <w:rPr/>
-      </w:r>
-    </w:p>
-    <w:p>
-      <w:pPr>
-        <w:pStyle w:val="Normal"/>
-        <w:rPr/>
-      </w:pPr>
-      <w:r>
-        <w:rPr/>
-      </w:r>
-    </w:p>
-    <w:p>
-      <w:pPr>
-        <w:pStyle w:val="Normal"/>
-        <w:rPr/>
-      </w:pPr>
-      <w:r>
-        <w:rPr/>
-      </w:r>
-    </w:p>
-    <w:p>
-      <w:pPr>
-        <w:pStyle w:val="Normal"/>
-        <w:rPr/>
-      </w:pPr>
-      <w:r>
-        <w:rPr/>
-      </w:r>
-    </w:p>
-    <w:p>
-      <w:pPr>
-        <w:pStyle w:val="Normal"/>
-        <w:rPr/>
-      </w:pPr>
       <w:r>
         <w:rPr/>
         <w:drawing>
-          <wp:anchor distT="0" distB="0" distL="0" distR="0" simplePos="0" relativeHeight="4" behindDoc="0" locked="0" layoutInCell="0" allowOverlap="1">
-            <wp:simplePos x="0" y="0"/>
-            <wp:positionH relativeFrom="column">
-              <wp:posOffset>5080</wp:posOffset>
-            </wp:positionH>
-            <wp:positionV relativeFrom="paragraph">
-              <wp:posOffset>-4445</wp:posOffset>
-            </wp:positionV>
-            <wp:extent cx="3865245" cy="1842770"/>
+          <wp:inline distT="0" distB="0" distL="0" distR="0">
+            <wp:extent cx="2819400" cy="1551305"/>
             <wp:effectExtent l="0" t="0" r="0" b="0"/>
-            <wp:wrapSquare wrapText="largest"/>
             <wp:docPr id="2" name="Görüntü2"/>
             <wp:cNvGraphicFramePr>
               <a:graphicFrameLocks xmlns:a="http://schemas.openxmlformats.org/drawingml/2006/main" noChangeAspect="1"/>
@@ -718,7 +651,7 @@
                   <pic:spPr bwMode="auto">
                     <a:xfrm>
                       <a:off x="0" y="0"/>
-                      <a:ext cx="3865245" cy="1842770"/>
+                      <a:ext cx="2819400" cy="1551305"/>
                     </a:xfrm>
                     <a:prstGeom prst="rect">
                       <a:avLst/>
@@ -728,74 +661,15 @@
                 </pic:pic>
               </a:graphicData>
             </a:graphic>
-          </wp:anchor>
+          </wp:inline>
         </w:drawing>
       </w:r>
-    </w:p>
-    <w:p>
-      <w:pPr>
-        <w:pStyle w:val="Normal"/>
-        <w:rPr/>
-      </w:pPr>
-      <w:r>
-        <w:rPr/>
-      </w:r>
-    </w:p>
-    <w:p>
-      <w:pPr>
-        <w:pStyle w:val="Normal"/>
-        <w:rPr/>
-      </w:pPr>
-      <w:r>
-        <w:rPr/>
-      </w:r>
-    </w:p>
-    <w:p>
-      <w:pPr>
-        <w:pStyle w:val="Normal"/>
-        <w:rPr/>
-      </w:pPr>
-      <w:r>
-        <w:rPr/>
-      </w:r>
-    </w:p>
-    <w:p>
-      <w:pPr>
-        <w:pStyle w:val="Normal"/>
-        <w:rPr/>
-      </w:pPr>
-      <w:r>
-        <w:rPr/>
-      </w:r>
-    </w:p>
-    <w:p>
-      <w:pPr>
-        <w:pStyle w:val="Normal"/>
-        <w:rPr/>
-      </w:pPr>
-      <w:r>
-        <w:rPr/>
-      </w:r>
-    </w:p>
-    <w:p>
-      <w:pPr>
-        <w:pStyle w:val="Normal"/>
-        <w:rPr/>
-      </w:pPr>
       <w:r>
         <w:rPr/>
         <w:drawing>
-          <wp:anchor distT="0" distB="0" distL="0" distR="0" simplePos="0" relativeHeight="5" behindDoc="0" locked="0" layoutInCell="0" allowOverlap="1">
-            <wp:simplePos x="0" y="0"/>
-            <wp:positionH relativeFrom="column">
-              <wp:posOffset>-68580</wp:posOffset>
-            </wp:positionH>
-            <wp:positionV relativeFrom="paragraph">
-              <wp:posOffset>114935</wp:posOffset>
-            </wp:positionV>
-            <wp:extent cx="4055745" cy="1941830"/>
+          <wp:inline distT="0" distB="0" distL="0" distR="0">
+            <wp:extent cx="2776220" cy="1373505"/>
             <wp:effectExtent l="0" t="0" r="0" b="0"/>
-            <wp:wrapSquare wrapText="largest"/>
             <wp:docPr id="3" name="Görüntü3"/>
             <wp:cNvGraphicFramePr>
               <a:graphicFrameLocks xmlns:a="http://schemas.openxmlformats.org/drawingml/2006/main" noChangeAspect="1"/>
@@ -818,7 +692,7 @@
                   <pic:spPr bwMode="auto">
                     <a:xfrm>
                       <a:off x="0" y="0"/>
-                      <a:ext cx="4055745" cy="1941830"/>
+                      <a:ext cx="2776220" cy="1373505"/>
                     </a:xfrm>
                     <a:prstGeom prst="rect">
                       <a:avLst/>
@@ -828,56 +702,15 @@
                 </pic:pic>
               </a:graphicData>
             </a:graphic>
-          </wp:anchor>
+          </wp:inline>
         </w:drawing>
       </w:r>
-    </w:p>
-    <w:p>
-      <w:pPr>
-        <w:pStyle w:val="Normal"/>
-        <w:rPr/>
-      </w:pPr>
-      <w:r>
-        <w:rPr/>
-      </w:r>
-    </w:p>
-    <w:p>
-      <w:pPr>
-        <w:pStyle w:val="Normal"/>
-        <w:rPr/>
-      </w:pPr>
-      <w:r>
-        <w:rPr/>
-      </w:r>
-    </w:p>
-    <w:p>
-      <w:pPr>
-        <w:pStyle w:val="Normal"/>
-        <w:rPr/>
-      </w:pPr>
-      <w:r>
-        <w:rPr/>
-      </w:r>
-    </w:p>
-    <w:p>
-      <w:pPr>
-        <w:pStyle w:val="Heading1"/>
-        <w:rPr/>
-      </w:pPr>
       <w:r>
         <w:rPr/>
         <w:drawing>
-          <wp:anchor distT="0" distB="0" distL="0" distR="0" simplePos="0" relativeHeight="6" behindDoc="0" locked="0" layoutInCell="0" allowOverlap="1">
-            <wp:simplePos x="0" y="0"/>
-            <wp:positionH relativeFrom="column">
-              <wp:posOffset>-10160</wp:posOffset>
-            </wp:positionH>
-            <wp:positionV relativeFrom="paragraph">
-              <wp:posOffset>-13970</wp:posOffset>
-            </wp:positionV>
-            <wp:extent cx="3662680" cy="1758950"/>
+          <wp:inline distT="0" distB="0" distL="0" distR="0">
+            <wp:extent cx="2802255" cy="1941195"/>
             <wp:effectExtent l="0" t="0" r="0" b="0"/>
-            <wp:wrapSquare wrapText="largest"/>
             <wp:docPr id="4" name="Görüntü4"/>
             <wp:cNvGraphicFramePr>
               <a:graphicFrameLocks xmlns:a="http://schemas.openxmlformats.org/drawingml/2006/main" noChangeAspect="1"/>
@@ -900,7 +733,7 @@
                   <pic:spPr bwMode="auto">
                     <a:xfrm>
                       <a:off x="0" y="0"/>
-                      <a:ext cx="3662680" cy="1758950"/>
+                      <a:ext cx="2802255" cy="1941195"/>
                     </a:xfrm>
                     <a:prstGeom prst="rect">
                       <a:avLst/>
@@ -910,56 +743,15 @@
                 </pic:pic>
               </a:graphicData>
             </a:graphic>
-          </wp:anchor>
+          </wp:inline>
         </w:drawing>
       </w:r>
-    </w:p>
-    <w:p>
-      <w:pPr>
-        <w:pStyle w:val="Heading1"/>
-        <w:rPr/>
-      </w:pPr>
-      <w:r>
-        <w:rPr/>
-      </w:r>
-    </w:p>
-    <w:p>
-      <w:pPr>
-        <w:pStyle w:val="Heading1"/>
-        <w:rPr/>
-      </w:pPr>
-      <w:r>
-        <w:rPr/>
-      </w:r>
-    </w:p>
-    <w:p>
-      <w:pPr>
-        <w:pStyle w:val="Heading1"/>
-        <w:rPr/>
-      </w:pPr>
-      <w:r>
-        <w:rPr/>
-      </w:r>
-    </w:p>
-    <w:p>
-      <w:pPr>
-        <w:pStyle w:val="Heading1"/>
-        <w:rPr/>
-      </w:pPr>
       <w:r>
         <w:rPr/>
         <w:drawing>
-          <wp:anchor distT="0" distB="0" distL="0" distR="0" simplePos="0" relativeHeight="7" behindDoc="0" locked="0" layoutInCell="0" allowOverlap="1">
-            <wp:simplePos x="0" y="0"/>
-            <wp:positionH relativeFrom="column">
-              <wp:posOffset>-19050</wp:posOffset>
-            </wp:positionH>
-            <wp:positionV relativeFrom="paragraph">
-              <wp:posOffset>-31750</wp:posOffset>
-            </wp:positionV>
-            <wp:extent cx="3648710" cy="1732915"/>
+          <wp:inline distT="0" distB="0" distL="0" distR="0">
+            <wp:extent cx="2793365" cy="1033145"/>
             <wp:effectExtent l="0" t="0" r="0" b="0"/>
-            <wp:wrapSquare wrapText="largest"/>
             <wp:docPr id="5" name="Görüntü5"/>
             <wp:cNvGraphicFramePr>
               <a:graphicFrameLocks xmlns:a="http://schemas.openxmlformats.org/drawingml/2006/main" noChangeAspect="1"/>
@@ -982,7 +774,7 @@
                   <pic:spPr bwMode="auto">
                     <a:xfrm>
                       <a:off x="0" y="0"/>
-                      <a:ext cx="3648710" cy="1732915"/>
+                      <a:ext cx="2793365" cy="1033145"/>
                     </a:xfrm>
                     <a:prstGeom prst="rect">
                       <a:avLst/>
@@ -992,47 +784,15 @@
                 </pic:pic>
               </a:graphicData>
             </a:graphic>
-          </wp:anchor>
+          </wp:inline>
         </w:drawing>
       </w:r>
-    </w:p>
-    <w:p>
-      <w:pPr>
-        <w:pStyle w:val="Heading1"/>
-        <w:rPr/>
-      </w:pPr>
-      <w:r>
-        <w:rPr/>
-      </w:r>
-    </w:p>
-    <w:p>
-      <w:pPr>
-        <w:pStyle w:val="Heading1"/>
-        <w:rPr/>
-      </w:pPr>
-      <w:r>
-        <w:rPr/>
-      </w:r>
-    </w:p>
-    <w:p>
-      <w:pPr>
-        <w:pStyle w:val="Heading1"/>
-        <w:rPr/>
-      </w:pPr>
       <w:r>
         <w:rPr/>
         <w:drawing>
-          <wp:anchor distT="0" distB="0" distL="0" distR="0" simplePos="0" relativeHeight="8" behindDoc="0" locked="0" layoutInCell="0" allowOverlap="1">
-            <wp:simplePos x="0" y="0"/>
-            <wp:positionH relativeFrom="column">
-              <wp:posOffset>-38735</wp:posOffset>
-            </wp:positionH>
-            <wp:positionV relativeFrom="paragraph">
-              <wp:posOffset>112395</wp:posOffset>
-            </wp:positionV>
-            <wp:extent cx="3806190" cy="1812290"/>
+          <wp:inline distT="0" distB="0" distL="0" distR="0">
+            <wp:extent cx="2811145" cy="1415415"/>
             <wp:effectExtent l="0" t="0" r="0" b="0"/>
-            <wp:wrapSquare wrapText="largest"/>
             <wp:docPr id="6" name="Görüntü6"/>
             <wp:cNvGraphicFramePr>
               <a:graphicFrameLocks xmlns:a="http://schemas.openxmlformats.org/drawingml/2006/main" noChangeAspect="1"/>
@@ -1055,7 +815,7 @@
                   <pic:spPr bwMode="auto">
                     <a:xfrm>
                       <a:off x="0" y="0"/>
-                      <a:ext cx="3806190" cy="1812290"/>
+                      <a:ext cx="2811145" cy="1415415"/>
                     </a:xfrm>
                     <a:prstGeom prst="rect">
                       <a:avLst/>
@@ -1065,13 +825,184 @@
                 </pic:pic>
               </a:graphicData>
             </a:graphic>
-          </wp:anchor>
+          </wp:inline>
         </w:drawing>
       </w:r>
     </w:p>
     <w:p>
       <w:pPr>
+        <w:pStyle w:val="Heading2"/>
+        <w:rPr/>
+      </w:pPr>
+      <w:r>
+        <w:rPr/>
+        <w:t>2.5 Hardware Interfaces</w:t>
+      </w:r>
+    </w:p>
+    <w:p>
+      <w:pPr>
+        <w:pStyle w:val="Normal"/>
+        <w:ind w:hanging="0" w:start="0" w:end="0"/>
+        <w:rPr/>
+      </w:pPr>
+      <w:r>
+        <w:rPr>
+          <w:rStyle w:val="Emphasis"/>
+          <w:i w:val="false"/>
+          <w:iCs w:val="false"/>
+        </w:rPr>
+        <w:t xml:space="preserve">Sistem, internete bağlanabilen standart herhangi bir PC (klavye/mouse ikilisi) veya ekran dokunmatiğine sahip mobil cihaz üzerinde web tarayıcısı vasıtasıyla çalışacak şekilde tasarlanmıştır. </w:t>
+      </w:r>
+      <w:r>
+        <w:rPr>
+          <w:rStyle w:val="Emphasis"/>
+          <w:i w:val="false"/>
+          <w:iCs w:val="false"/>
+        </w:rPr>
+        <w:t>Proje tanımı ve kısıtlarına bağlı olarak b</w:t>
+      </w:r>
+      <w:r>
+        <w:rPr>
+          <w:rStyle w:val="Emphasis"/>
+          <w:i w:val="false"/>
+          <w:iCs w:val="false"/>
+        </w:rPr>
+        <w:t>elirli bir donanım cihazı ile (örn; fiziksel POS makinesi, barkod okuyucu) doğrudan iletişim veya entegrasyon donanım arayüzü gerektirmemektedir.</w:t>
+      </w:r>
+    </w:p>
+    <w:p>
+      <w:pPr>
         <w:pStyle w:val="Heading1"/>
+        <w:rPr/>
+      </w:pPr>
+      <w:r>
+        <w:rPr/>
+        <w:t>3. Use Case Support in Design</w:t>
+      </w:r>
+    </w:p>
+    <w:p>
+      <w:pPr>
+        <w:pStyle w:val="Heading2"/>
+        <w:rPr/>
+      </w:pPr>
+      <w:r>
+        <w:rPr/>
+        <w:t>3.1 FR01/FR03 Kullanıcı Kayıt ve Giriş</w:t>
+      </w:r>
+    </w:p>
+    <w:p>
+      <w:pPr>
+        <w:pStyle w:val="Normal"/>
+        <w:rPr/>
+      </w:pPr>
+      <w:r>
+        <w:rPr/>
+        <w:t>Aktör: Müşteri / İşletme Sahibi</w:t>
+      </w:r>
+    </w:p>
+    <w:p>
+      <w:pPr>
+        <w:pStyle w:val="Normal"/>
+        <w:rPr/>
+      </w:pPr>
+      <w:r>
+        <w:rPr/>
+        <w:t>Kullanıcı kayıt formunu doldurur ve sisteme kaydolur. Giriş yaptıktan sonra sistem kullanıcıyı rolüne göre yönlendirir.</w:t>
+      </w:r>
+    </w:p>
+    <w:p>
+      <w:pPr>
+        <w:pStyle w:val="Heading2"/>
+        <w:rPr/>
+      </w:pPr>
+      <w:r>
+        <w:rPr/>
+        <w:t>3.2 FR02/FR04/FR05/FR06 İşletme ve Hizmet Görüntüleme</w:t>
+      </w:r>
+    </w:p>
+    <w:p>
+      <w:pPr>
+        <w:pStyle w:val="Normal"/>
+        <w:rPr/>
+      </w:pPr>
+      <w:r>
+        <w:rPr/>
+        <w:t>Aktör: Müşteri</w:t>
+      </w:r>
+    </w:p>
+    <w:p>
+      <w:pPr>
+        <w:pStyle w:val="Normal"/>
+        <w:rPr/>
+      </w:pPr>
+      <w:r>
+        <w:rPr/>
+        <w:t>Müşteri işletmeleri listeler ve bir işletmenin sunduğu hizmetleri görüntüler. Seçilen tarih için uygun saatler backend tarafından hesaplanarak frontend'e gönderilir.</w:t>
+      </w:r>
+    </w:p>
+    <w:p>
+      <w:pPr>
+        <w:pStyle w:val="Heading2"/>
+        <w:rPr/>
+      </w:pPr>
+      <w:r>
+        <w:rPr/>
+        <w:t>3.3 FR05/FR06/FR07 Randevu Oluşturma</w:t>
+      </w:r>
+    </w:p>
+    <w:p>
+      <w:pPr>
+        <w:pStyle w:val="Normal"/>
+        <w:rPr/>
+      </w:pPr>
+      <w:r>
+        <w:rPr/>
+        <w:t>Aktör: Müşteri</w:t>
+      </w:r>
+    </w:p>
+    <w:p>
+      <w:pPr>
+        <w:pStyle w:val="Normal"/>
+        <w:rPr/>
+      </w:pPr>
+      <w:r>
+        <w:rPr/>
+        <w:t>Müşteri uygun bir zaman dilimi seçerek randevu oluşturur. Sistem veritabanı üzerinden çakışma kontrolü yapar ve başarılıysa randevuyu kaydeder.</w:t>
+      </w:r>
+    </w:p>
+    <w:p>
+      <w:pPr>
+        <w:pStyle w:val="Heading2"/>
+        <w:rPr/>
+      </w:pPr>
+      <w:r>
+        <w:rPr/>
+        <w:t>3.4 FR03/FR04/FR08/FR09 İşletme Sahibi Yönetimi</w:t>
+      </w:r>
+    </w:p>
+    <w:p>
+      <w:pPr>
+        <w:pStyle w:val="Normal"/>
+        <w:rPr/>
+      </w:pPr>
+      <w:r>
+        <w:rPr/>
+        <w:t>Aktör: İşletme Sahibi</w:t>
+      </w:r>
+    </w:p>
+    <w:p>
+      <w:pPr>
+        <w:pStyle w:val="Normal"/>
+        <w:rPr/>
+      </w:pPr>
+      <w:r>
+        <w:rPr/>
+        <w:t>İşletme sahibi çalışma saatlerini tanımlar ve belirli tarih aralığındaki randevuları görüntüler. Gerekli durumlarda randevu iptali gerçekleştirebilir.</w:t>
+      </w:r>
+    </w:p>
+    <w:p>
+      <w:pPr>
+        <w:pStyle w:val="Normal"/>
         <w:rPr/>
       </w:pPr>
       <w:r>
@@ -1080,42 +1011,16 @@
     </w:p>
     <w:p>
       <w:pPr>
-        <w:pStyle w:val="Heading1"/>
-        <w:rPr/>
-      </w:pPr>
-      <w:r>
-        <w:rPr/>
-      </w:r>
-    </w:p>
-    <w:p>
-      <w:pPr>
-        <w:pStyle w:val="Heading1"/>
-        <w:rPr/>
-      </w:pPr>
-      <w:r>
-        <w:rPr/>
-      </w:r>
-    </w:p>
-    <w:p>
-      <w:pPr>
-        <w:pStyle w:val="Heading1"/>
+        <w:pStyle w:val="Normal"/>
         <w:rPr/>
       </w:pPr>
       <w:r>
         <w:rPr/>
         <w:drawing>
-          <wp:anchor distT="0" distB="0" distL="0" distR="0" simplePos="0" relativeHeight="9" behindDoc="0" locked="0" layoutInCell="0" allowOverlap="1">
-            <wp:simplePos x="0" y="0"/>
-            <wp:positionH relativeFrom="column">
-              <wp:posOffset>38100</wp:posOffset>
-            </wp:positionH>
-            <wp:positionV relativeFrom="paragraph">
-              <wp:posOffset>-24130</wp:posOffset>
-            </wp:positionV>
-            <wp:extent cx="3592195" cy="1721485"/>
+          <wp:inline distT="0" distB="0" distL="0" distR="0">
+            <wp:extent cx="4337685" cy="3477895"/>
             <wp:effectExtent l="0" t="0" r="0" b="0"/>
-            <wp:wrapSquare wrapText="largest"/>
-            <wp:docPr id="7" name="Görüntü7"/>
+            <wp:docPr id="7" name="Resim 1"/>
             <wp:cNvGraphicFramePr>
               <a:graphicFrameLocks xmlns:a="http://schemas.openxmlformats.org/drawingml/2006/main" noChangeAspect="1"/>
             </wp:cNvGraphicFramePr>
@@ -1123,226 +1028,13 @@
               <a:graphicData uri="http://schemas.openxmlformats.org/drawingml/2006/picture">
                 <pic:pic xmlns:pic="http://schemas.openxmlformats.org/drawingml/2006/picture">
                   <pic:nvPicPr>
-                    <pic:cNvPr id="7" name="Görüntü7"/>
+                    <pic:cNvPr id="7" name="Resim 1"/>
                     <pic:cNvPicPr>
                       <a:picLocks noChangeAspect="1" noChangeArrowheads="1"/>
                     </pic:cNvPicPr>
                   </pic:nvPicPr>
                   <pic:blipFill>
                     <a:blip r:embed="rId8"/>
-                    <a:stretch>
-                      <a:fillRect/>
-                    </a:stretch>
-                  </pic:blipFill>
-                  <pic:spPr bwMode="auto">
-                    <a:xfrm>
-                      <a:off x="0" y="0"/>
-                      <a:ext cx="3592195" cy="1721485"/>
-                    </a:xfrm>
-                    <a:prstGeom prst="rect">
-                      <a:avLst/>
-                    </a:prstGeom>
-                    <a:noFill/>
-                  </pic:spPr>
-                </pic:pic>
-              </a:graphicData>
-            </a:graphic>
-          </wp:anchor>
-        </w:drawing>
-      </w:r>
-    </w:p>
-    <w:p>
-      <w:pPr>
-        <w:pStyle w:val="Heading1"/>
-        <w:rPr/>
-      </w:pPr>
-      <w:r>
-        <w:rPr/>
-      </w:r>
-    </w:p>
-    <w:p>
-      <w:pPr>
-        <w:pStyle w:val="Heading1"/>
-        <w:rPr/>
-      </w:pPr>
-      <w:r>
-        <w:rPr/>
-      </w:r>
-    </w:p>
-    <w:p>
-      <w:pPr>
-        <w:pStyle w:val="Heading1"/>
-        <w:rPr/>
-      </w:pPr>
-      <w:r>
-        <w:rPr/>
-      </w:r>
-    </w:p>
-    <w:p>
-      <w:pPr>
-        <w:pStyle w:val="Heading1"/>
-        <w:rPr/>
-      </w:pPr>
-      <w:r>
-        <w:rPr/>
-        <w:t>3. Use Case Support in Design</w:t>
-      </w:r>
-    </w:p>
-    <w:p>
-      <w:pPr>
-        <w:pStyle w:val="Heading2"/>
-        <w:rPr/>
-      </w:pPr>
-      <w:r>
-        <w:rPr/>
-        <w:t>3.1 FR01/FR03 Kullanıcı Kayıt ve Giriş</w:t>
-      </w:r>
-    </w:p>
-    <w:p>
-      <w:pPr>
-        <w:pStyle w:val="Normal"/>
-        <w:rPr/>
-      </w:pPr>
-      <w:r>
-        <w:rPr/>
-        <w:t>Aktör: Müşteri / İşletme Sahibi</w:t>
-      </w:r>
-    </w:p>
-    <w:p>
-      <w:pPr>
-        <w:pStyle w:val="Normal"/>
-        <w:rPr/>
-      </w:pPr>
-      <w:r>
-        <w:rPr/>
-        <w:t>Kullanıcı kayıt formunu doldurur ve sisteme kaydolur. Giriş yaptıktan sonra sistem kullanıcıyı rolüne göre yönlendirir.</w:t>
-      </w:r>
-    </w:p>
-    <w:p>
-      <w:pPr>
-        <w:pStyle w:val="Heading2"/>
-        <w:rPr/>
-      </w:pPr>
-      <w:r>
-        <w:rPr/>
-        <w:t>3.2 FR02/FR04/FR05/FR06 İşletme ve Hizmet Görüntüleme</w:t>
-      </w:r>
-    </w:p>
-    <w:p>
-      <w:pPr>
-        <w:pStyle w:val="Normal"/>
-        <w:rPr/>
-      </w:pPr>
-      <w:r>
-        <w:rPr/>
-        <w:t>Aktör: Müşteri</w:t>
-      </w:r>
-    </w:p>
-    <w:p>
-      <w:pPr>
-        <w:pStyle w:val="Normal"/>
-        <w:rPr/>
-      </w:pPr>
-      <w:r>
-        <w:rPr/>
-        <w:t>Müşteri işletmeleri listeler ve bir işletmenin sunduğu hizmetleri görüntüler. Seçilen tarih için uygun saatler backend tarafından hesaplanarak frontend'e gönderilir.</w:t>
-      </w:r>
-    </w:p>
-    <w:p>
-      <w:pPr>
-        <w:pStyle w:val="Heading2"/>
-        <w:rPr/>
-      </w:pPr>
-      <w:r>
-        <w:rPr/>
-        <w:t>3.3 FR05/FR06/FR07 Randevu Oluşturma</w:t>
-      </w:r>
-    </w:p>
-    <w:p>
-      <w:pPr>
-        <w:pStyle w:val="Normal"/>
-        <w:rPr/>
-      </w:pPr>
-      <w:r>
-        <w:rPr/>
-        <w:t>Aktör: Müşteri</w:t>
-      </w:r>
-    </w:p>
-    <w:p>
-      <w:pPr>
-        <w:pStyle w:val="Normal"/>
-        <w:rPr/>
-      </w:pPr>
-      <w:r>
-        <w:rPr/>
-        <w:t>Müşteri uygun bir zaman dilimi seçerek randevu oluşturur. Sistem veritabanı üzerinden çakışma kontrolü yapar ve başarılıysa randevuyu kaydeder.</w:t>
-      </w:r>
-    </w:p>
-    <w:p>
-      <w:pPr>
-        <w:pStyle w:val="Heading2"/>
-        <w:rPr/>
-      </w:pPr>
-      <w:r>
-        <w:rPr/>
-        <w:t>3.4 FR03/FR04/FR08/FR09 İşletme Sahibi Yönetimi</w:t>
-      </w:r>
-    </w:p>
-    <w:p>
-      <w:pPr>
-        <w:pStyle w:val="Normal"/>
-        <w:rPr/>
-      </w:pPr>
-      <w:r>
-        <w:rPr/>
-        <w:t>Aktör: İşletme Sahibi</w:t>
-      </w:r>
-    </w:p>
-    <w:p>
-      <w:pPr>
-        <w:pStyle w:val="Normal"/>
-        <w:rPr/>
-      </w:pPr>
-      <w:r>
-        <w:rPr/>
-        <w:t>İşletme sahibi çalışma saatlerini tanımlar ve belirli tarih aralığındaki randevuları görüntüler. Gerekli durumlarda randevu iptali gerçekleştirebilir.</w:t>
-      </w:r>
-    </w:p>
-    <w:p>
-      <w:pPr>
-        <w:pStyle w:val="Normal"/>
-        <w:rPr/>
-      </w:pPr>
-      <w:r>
-        <w:rPr/>
-      </w:r>
-    </w:p>
-    <w:p>
-      <w:pPr>
-        <w:pStyle w:val="Normal"/>
-        <w:rPr/>
-      </w:pPr>
-      <w:r>
-        <w:rPr/>
-        <w:drawing>
-          <wp:inline distT="0" distB="0" distL="0" distR="0">
-            <wp:extent cx="4337685" cy="3477895"/>
-            <wp:effectExtent l="0" t="0" r="0" b="0"/>
-            <wp:docPr id="8" name="Resim 1"/>
-            <wp:cNvGraphicFramePr>
-              <a:graphicFrameLocks xmlns:a="http://schemas.openxmlformats.org/drawingml/2006/main" noChangeAspect="1"/>
-            </wp:cNvGraphicFramePr>
-            <a:graphic xmlns:a="http://schemas.openxmlformats.org/drawingml/2006/main">
-              <a:graphicData uri="http://schemas.openxmlformats.org/drawingml/2006/picture">
-                <pic:pic xmlns:pic="http://schemas.openxmlformats.org/drawingml/2006/picture">
-                  <pic:nvPicPr>
-                    <pic:cNvPr id="8" name="Resim 1"/>
-                    <pic:cNvPicPr>
-                      <a:picLocks noChangeAspect="1" noChangeArrowheads="1"/>
-                    </pic:cNvPicPr>
-                  </pic:nvPicPr>
-                  <pic:blipFill>
-                    <a:blip r:embed="rId9"/>
                     <a:stretch>
                       <a:fillRect/>
                     </a:stretch>
